--- a/docs/Non_Functional_Requirements_Document.docx
+++ b/docs/Non_Functional_Requirements_Document.docx
@@ -361,6 +361,136 @@
           </w:p>
         </w:tc>
       </w:tr>
+      <w:tr>
+        <w:tc>
+          <w:tcPr>
+            <w:tcW w:type="dxa" w:w="2059"/>
+            <w:tcBorders>
+              <w:top w:val="single" w:color="000000" w:sz="4"/>
+              <w:left w:val="single" w:color="000000" w:sz="4"/>
+              <w:bottom w:val="single" w:color="000000" w:sz="4"/>
+              <w:right w:val="single" w:color="000000" w:sz="4"/>
+            </w:tcBorders>
+            <w:tcMar>
+              <w:top w:type="dxa" w:w="80"/>
+              <w:left w:type="dxa" w:w="100"/>
+              <w:bottom w:type="dxa" w:w="80"/>
+              <w:right w:type="dxa" w:w="100"/>
+            </w:tcMar>
+            <w:vAlign w:val="center"/>
+          </w:tcPr>
+          <w:p>
+            <w:pPr>
+              <w:jc w:val="left"/>
+            </w:pPr>
+            <w:r>
+              <w:rPr>
+                <w:b w:val="false"/>
+                <w:bCs w:val="false"/>
+                <w:sz w:val="20"/>
+                <w:szCs w:val="20"/>
+              </w:rPr>
+              <w:t xml:space="preserve">Junoh Lee</w:t>
+            </w:r>
+          </w:p>
+        </w:tc>
+        <w:tc>
+          <w:tcPr>
+            <w:tcW w:type="dxa" w:w="1684"/>
+            <w:tcBorders>
+              <w:top w:val="single" w:color="000000" w:sz="4"/>
+              <w:left w:val="single" w:color="000000" w:sz="4"/>
+              <w:bottom w:val="single" w:color="000000" w:sz="4"/>
+              <w:right w:val="single" w:color="000000" w:sz="4"/>
+            </w:tcBorders>
+            <w:tcMar>
+              <w:top w:type="dxa" w:w="80"/>
+              <w:left w:type="dxa" w:w="100"/>
+              <w:bottom w:type="dxa" w:w="80"/>
+              <w:right w:type="dxa" w:w="100"/>
+            </w:tcMar>
+            <w:vAlign w:val="center"/>
+          </w:tcPr>
+          <w:p>
+            <w:pPr>
+              <w:jc w:val="left"/>
+            </w:pPr>
+            <w:r>
+              <w:rPr>
+                <w:b w:val="false"/>
+                <w:bCs w:val="false"/>
+                <w:sz w:val="20"/>
+                <w:szCs w:val="20"/>
+              </w:rPr>
+              <w:t xml:space="preserve">2026-09-11</w:t>
+            </w:r>
+          </w:p>
+        </w:tc>
+        <w:tc>
+          <w:tcPr>
+            <w:tcW w:type="dxa" w:w="3931"/>
+            <w:tcBorders>
+              <w:top w:val="single" w:color="000000" w:sz="4"/>
+              <w:left w:val="single" w:color="000000" w:sz="4"/>
+              <w:bottom w:val="single" w:color="000000" w:sz="4"/>
+              <w:right w:val="single" w:color="000000" w:sz="4"/>
+            </w:tcBorders>
+            <w:tcMar>
+              <w:top w:type="dxa" w:w="80"/>
+              <w:left w:type="dxa" w:w="100"/>
+              <w:bottom w:type="dxa" w:w="80"/>
+              <w:right w:type="dxa" w:w="100"/>
+            </w:tcMar>
+            <w:vAlign w:val="center"/>
+          </w:tcPr>
+          <w:p>
+            <w:pPr>
+              <w:jc w:val="left"/>
+            </w:pPr>
+            <w:r>
+              <w:rPr>
+                <w:b w:val="false"/>
+                <w:bCs w:val="false"/>
+                <w:sz w:val="20"/>
+                <w:szCs w:val="20"/>
+              </w:rPr>
+              <w:t xml:space="preserve">Updated per mentor meeting: report is visual (not text), engineer review is mandatory</w:t>
+            </w:r>
+          </w:p>
+        </w:tc>
+        <w:tc>
+          <w:tcPr>
+            <w:tcW w:type="dxa" w:w="1684"/>
+            <w:tcBorders>
+              <w:top w:val="single" w:color="000000" w:sz="4"/>
+              <w:left w:val="single" w:color="000000" w:sz="4"/>
+              <w:bottom w:val="single" w:color="000000" w:sz="4"/>
+              <w:right w:val="single" w:color="000000" w:sz="4"/>
+            </w:tcBorders>
+            <w:tcMar>
+              <w:top w:type="dxa" w:w="80"/>
+              <w:left w:type="dxa" w:w="100"/>
+              <w:bottom w:type="dxa" w:w="80"/>
+              <w:right w:type="dxa" w:w="100"/>
+            </w:tcMar>
+            <w:vAlign w:val="center"/>
+          </w:tcPr>
+          <w:p>
+            <w:pPr>
+              <w:jc w:val="center"/>
+            </w:pPr>
+            <w:r>
+              <w:rPr>
+                <w:b w:val="false"/>
+                <w:bCs w:val="false"/>
+                <w:sz w:val="20"/>
+                <w:szCs w:val="20"/>
+              </w:rPr>
+              <w:t xml:space="preserve">1.1</w:t>
+            </w:r>
+          </w:p>
+        </w:tc>
+      </w:tr>
     </w:tbl>
     <w:p>
       <w:pPr>
@@ -2581,7 +2711,7 @@
                 <w:sz w:val="20"/>
                 <w:szCs w:val="20"/>
               </w:rPr>
-              <w:t xml:space="preserve">The comparison report shall be understandable by a non-AI-expert reviewer (e.g., a CAE engineer), using clear terminology for feature types.</w:t>
+              <w:t xml:space="preserve">The comparison report shall be understandable by a non-AI-expert reviewer (e.g., a CAE engineer) at a glance, since the report is visual rather than text-based.</w:t>
             </w:r>
           </w:p>
         </w:tc>
@@ -2645,7 +2775,7 @@
                 <w:sz w:val="20"/>
                 <w:szCs w:val="20"/>
               </w:rPr>
-              <w:t xml:space="preserve"/>
+              <w:t xml:space="preserve">Confirmed with HP mentor (2026-09): visual report, not text</w:t>
             </w:r>
           </w:p>
         </w:tc>
@@ -2776,6 +2906,136 @@
                 <w:szCs w:val="20"/>
               </w:rPr>
               <w:t xml:space="preserve"/>
+            </w:r>
+          </w:p>
+        </w:tc>
+      </w:tr>
+      <w:tr>
+        <w:tc>
+          <w:tcPr>
+            <w:tcW w:type="dxa" w:w="2059"/>
+            <w:tcBorders>
+              <w:top w:val="single" w:color="000000" w:sz="4"/>
+              <w:left w:val="single" w:color="000000" w:sz="4"/>
+              <w:bottom w:val="single" w:color="000000" w:sz="4"/>
+              <w:right w:val="single" w:color="000000" w:sz="4"/>
+            </w:tcBorders>
+            <w:tcMar>
+              <w:top w:type="dxa" w:w="80"/>
+              <w:left w:type="dxa" w:w="100"/>
+              <w:bottom w:type="dxa" w:w="80"/>
+              <w:right w:type="dxa" w:w="100"/>
+            </w:tcMar>
+            <w:vAlign w:val="center"/>
+          </w:tcPr>
+          <w:p>
+            <w:pPr>
+              <w:jc w:val="left"/>
+            </w:pPr>
+            <w:r>
+              <w:rPr>
+                <w:b w:val="false"/>
+                <w:bCs w:val="false"/>
+                <w:sz w:val="20"/>
+                <w:szCs w:val="20"/>
+              </w:rPr>
+              <w:t xml:space="preserve">NFR-USE-03</w:t>
+            </w:r>
+          </w:p>
+        </w:tc>
+        <w:tc>
+          <w:tcPr>
+            <w:tcW w:type="dxa" w:w="4024"/>
+            <w:tcBorders>
+              <w:top w:val="single" w:color="000000" w:sz="4"/>
+              <w:left w:val="single" w:color="000000" w:sz="4"/>
+              <w:bottom w:val="single" w:color="000000" w:sz="4"/>
+              <w:right w:val="single" w:color="000000" w:sz="4"/>
+            </w:tcBorders>
+            <w:tcMar>
+              <w:top w:type="dxa" w:w="80"/>
+              <w:left w:type="dxa" w:w="100"/>
+              <w:bottom w:type="dxa" w:w="80"/>
+              <w:right w:type="dxa" w:w="100"/>
+            </w:tcMar>
+            <w:vAlign w:val="center"/>
+          </w:tcPr>
+          <w:p>
+            <w:pPr>
+              <w:jc w:val="left"/>
+            </w:pPr>
+            <w:r>
+              <w:rPr>
+                <w:b w:val="false"/>
+                <w:bCs w:val="false"/>
+                <w:sz w:val="20"/>
+                <w:szCs w:val="20"/>
+              </w:rPr>
+              <w:t xml:space="preserve">The system shall be designed as a decision-support tool that speeds up the engineer's work, not a fully autonomous replacement for engineer judgment.</w:t>
+            </w:r>
+          </w:p>
+        </w:tc>
+        <w:tc>
+          <w:tcPr>
+            <w:tcW w:type="dxa" w:w="1404"/>
+            <w:tcBorders>
+              <w:top w:val="single" w:color="000000" w:sz="4"/>
+              <w:left w:val="single" w:color="000000" w:sz="4"/>
+              <w:bottom w:val="single" w:color="000000" w:sz="4"/>
+              <w:right w:val="single" w:color="000000" w:sz="4"/>
+            </w:tcBorders>
+            <w:tcMar>
+              <w:top w:type="dxa" w:w="80"/>
+              <w:left w:type="dxa" w:w="100"/>
+              <w:bottom w:type="dxa" w:w="80"/>
+              <w:right w:type="dxa" w:w="100"/>
+            </w:tcMar>
+            <w:vAlign w:val="center"/>
+          </w:tcPr>
+          <w:p>
+            <w:pPr>
+              <w:jc w:val="center"/>
+            </w:pPr>
+            <w:r>
+              <w:rPr>
+                <w:b w:val="false"/>
+                <w:bCs w:val="false"/>
+                <w:sz w:val="20"/>
+                <w:szCs w:val="20"/>
+              </w:rPr>
+              <w:t xml:space="preserve">Must</w:t>
+            </w:r>
+          </w:p>
+        </w:tc>
+        <w:tc>
+          <w:tcPr>
+            <w:tcW w:type="dxa" w:w="1872"/>
+            <w:tcBorders>
+              <w:top w:val="single" w:color="000000" w:sz="4"/>
+              <w:left w:val="single" w:color="000000" w:sz="4"/>
+              <w:bottom w:val="single" w:color="000000" w:sz="4"/>
+              <w:right w:val="single" w:color="000000" w:sz="4"/>
+            </w:tcBorders>
+            <w:tcMar>
+              <w:top w:type="dxa" w:w="80"/>
+              <w:left w:type="dxa" w:w="100"/>
+              <w:bottom w:type="dxa" w:w="80"/>
+              <w:right w:type="dxa" w:w="100"/>
+            </w:tcMar>
+            <w:vAlign w:val="center"/>
+          </w:tcPr>
+          <w:p>
+            <w:pPr>
+              <w:jc w:val="left"/>
+            </w:pPr>
+            <w:r>
+              <w:rPr>
+                <w:b w:val="false"/>
+                <w:bCs w:val="false"/>
+                <w:sz w:val="20"/>
+                <w:szCs w:val="20"/>
+              </w:rPr>
+              <w:t xml:space="preserve">Confirmed with HP mentor (2026-09): engineer review is unavoidable</w:t>
             </w:r>
           </w:p>
         </w:tc>

--- a/docs/Non_Functional_Requirements_Document.docx
+++ b/docs/Non_Functional_Requirements_Document.docx
@@ -491,6 +491,136 @@
           </w:p>
         </w:tc>
       </w:tr>
+      <w:tr>
+        <w:tc>
+          <w:tcPr>
+            <w:tcW w:type="dxa" w:w="2059"/>
+            <w:tcBorders>
+              <w:top w:val="single" w:color="000000" w:sz="4"/>
+              <w:left w:val="single" w:color="000000" w:sz="4"/>
+              <w:bottom w:val="single" w:color="000000" w:sz="4"/>
+              <w:right w:val="single" w:color="000000" w:sz="4"/>
+            </w:tcBorders>
+            <w:tcMar>
+              <w:top w:type="dxa" w:w="80"/>
+              <w:left w:type="dxa" w:w="100"/>
+              <w:bottom w:type="dxa" w:w="80"/>
+              <w:right w:type="dxa" w:w="100"/>
+            </w:tcMar>
+            <w:vAlign w:val="center"/>
+          </w:tcPr>
+          <w:p>
+            <w:pPr>
+              <w:jc w:val="left"/>
+            </w:pPr>
+            <w:r>
+              <w:rPr>
+                <w:b w:val="false"/>
+                <w:bCs w:val="false"/>
+                <w:sz w:val="20"/>
+                <w:szCs w:val="20"/>
+              </w:rPr>
+              <w:t xml:space="preserve">Junoh Lee</w:t>
+            </w:r>
+          </w:p>
+        </w:tc>
+        <w:tc>
+          <w:tcPr>
+            <w:tcW w:type="dxa" w:w="1684"/>
+            <w:tcBorders>
+              <w:top w:val="single" w:color="000000" w:sz="4"/>
+              <w:left w:val="single" w:color="000000" w:sz="4"/>
+              <w:bottom w:val="single" w:color="000000" w:sz="4"/>
+              <w:right w:val="single" w:color="000000" w:sz="4"/>
+            </w:tcBorders>
+            <w:tcMar>
+              <w:top w:type="dxa" w:w="80"/>
+              <w:left w:type="dxa" w:w="100"/>
+              <w:bottom w:type="dxa" w:w="80"/>
+              <w:right w:type="dxa" w:w="100"/>
+            </w:tcMar>
+            <w:vAlign w:val="center"/>
+          </w:tcPr>
+          <w:p>
+            <w:pPr>
+              <w:jc w:val="left"/>
+            </w:pPr>
+            <w:r>
+              <w:rPr>
+                <w:b w:val="false"/>
+                <w:bCs w:val="false"/>
+                <w:sz w:val="20"/>
+                <w:szCs w:val="20"/>
+              </w:rPr>
+              <w:t xml:space="preserve">2026-09-11</w:t>
+            </w:r>
+          </w:p>
+        </w:tc>
+        <w:tc>
+          <w:tcPr>
+            <w:tcW w:type="dxa" w:w="3931"/>
+            <w:tcBorders>
+              <w:top w:val="single" w:color="000000" w:sz="4"/>
+              <w:left w:val="single" w:color="000000" w:sz="4"/>
+              <w:bottom w:val="single" w:color="000000" w:sz="4"/>
+              <w:right w:val="single" w:color="000000" w:sz="4"/>
+            </w:tcBorders>
+            <w:tcMar>
+              <w:top w:type="dxa" w:w="80"/>
+              <w:left w:type="dxa" w:w="100"/>
+              <w:bottom w:type="dxa" w:w="80"/>
+              <w:right w:type="dxa" w:w="100"/>
+            </w:tcMar>
+            <w:vAlign w:val="center"/>
+          </w:tcPr>
+          <w:p>
+            <w:pPr>
+              <w:jc w:val="left"/>
+            </w:pPr>
+            <w:r>
+              <w:rPr>
+                <w:b w:val="false"/>
+                <w:bCs w:val="false"/>
+                <w:sz w:val="20"/>
+                <w:szCs w:val="20"/>
+              </w:rPr>
+              <w:t xml:space="preserve">Added watertight output guarantee and CAE-accuracy priority (Accuracy section), cross-checked against teammate's independent FR draft</w:t>
+            </w:r>
+          </w:p>
+        </w:tc>
+        <w:tc>
+          <w:tcPr>
+            <w:tcW w:type="dxa" w:w="1684"/>
+            <w:tcBorders>
+              <w:top w:val="single" w:color="000000" w:sz="4"/>
+              <w:left w:val="single" w:color="000000" w:sz="4"/>
+              <w:bottom w:val="single" w:color="000000" w:sz="4"/>
+              <w:right w:val="single" w:color="000000" w:sz="4"/>
+            </w:tcBorders>
+            <w:tcMar>
+              <w:top w:type="dxa" w:w="80"/>
+              <w:left w:type="dxa" w:w="100"/>
+              <w:bottom w:type="dxa" w:w="80"/>
+              <w:right w:type="dxa" w:w="100"/>
+            </w:tcMar>
+            <w:vAlign w:val="center"/>
+          </w:tcPr>
+          <w:p>
+            <w:pPr>
+              <w:jc w:val="center"/>
+            </w:pPr>
+            <w:r>
+              <w:rPr>
+                <w:b w:val="false"/>
+                <w:bCs w:val="false"/>
+                <w:sz w:val="20"/>
+                <w:szCs w:val="20"/>
+              </w:rPr>
+              <w:t xml:space="preserve">1.2</w:t>
+            </w:r>
+          </w:p>
+        </w:tc>
+      </w:tr>
     </w:tbl>
     <w:p>
       <w:pPr>
@@ -1493,6 +1623,136 @@
           </w:p>
         </w:tc>
       </w:tr>
+      <w:tr>
+        <w:tc>
+          <w:tcPr>
+            <w:tcW w:type="dxa" w:w="2059"/>
+            <w:tcBorders>
+              <w:top w:val="single" w:color="000000" w:sz="4"/>
+              <w:left w:val="single" w:color="000000" w:sz="4"/>
+              <w:bottom w:val="single" w:color="000000" w:sz="4"/>
+              <w:right w:val="single" w:color="000000" w:sz="4"/>
+            </w:tcBorders>
+            <w:tcMar>
+              <w:top w:type="dxa" w:w="80"/>
+              <w:left w:type="dxa" w:w="100"/>
+              <w:bottom w:type="dxa" w:w="80"/>
+              <w:right w:type="dxa" w:w="100"/>
+            </w:tcMar>
+            <w:vAlign w:val="center"/>
+          </w:tcPr>
+          <w:p>
+            <w:pPr>
+              <w:jc w:val="left"/>
+            </w:pPr>
+            <w:r>
+              <w:rPr>
+                <w:b w:val="false"/>
+                <w:bCs w:val="false"/>
+                <w:sz w:val="20"/>
+                <w:szCs w:val="20"/>
+              </w:rPr>
+              <w:t xml:space="preserve">NFR-REL-04</w:t>
+            </w:r>
+          </w:p>
+        </w:tc>
+        <w:tc>
+          <w:tcPr>
+            <w:tcW w:type="dxa" w:w="4024"/>
+            <w:tcBorders>
+              <w:top w:val="single" w:color="000000" w:sz="4"/>
+              <w:left w:val="single" w:color="000000" w:sz="4"/>
+              <w:bottom w:val="single" w:color="000000" w:sz="4"/>
+              <w:right w:val="single" w:color="000000" w:sz="4"/>
+            </w:tcBorders>
+            <w:tcMar>
+              <w:top w:type="dxa" w:w="80"/>
+              <w:left w:type="dxa" w:w="100"/>
+              <w:bottom w:type="dxa" w:w="80"/>
+              <w:right w:type="dxa" w:w="100"/>
+            </w:tcMar>
+            <w:vAlign w:val="center"/>
+          </w:tcPr>
+          <w:p>
+            <w:pPr>
+              <w:jc w:val="left"/>
+            </w:pPr>
+            <w:r>
+              <w:rPr>
+                <w:b w:val="false"/>
+                <w:bCs w:val="false"/>
+                <w:sz w:val="20"/>
+                <w:szCs w:val="20"/>
+              </w:rPr>
+              <w:t xml:space="preserve">Every output CAD model shall be a valid, watertight solid — free of gaps or non-manifold geometry left behind by feature removal.</w:t>
+            </w:r>
+          </w:p>
+        </w:tc>
+        <w:tc>
+          <w:tcPr>
+            <w:tcW w:type="dxa" w:w="1404"/>
+            <w:tcBorders>
+              <w:top w:val="single" w:color="000000" w:sz="4"/>
+              <w:left w:val="single" w:color="000000" w:sz="4"/>
+              <w:bottom w:val="single" w:color="000000" w:sz="4"/>
+              <w:right w:val="single" w:color="000000" w:sz="4"/>
+            </w:tcBorders>
+            <w:tcMar>
+              <w:top w:type="dxa" w:w="80"/>
+              <w:left w:type="dxa" w:w="100"/>
+              <w:bottom w:type="dxa" w:w="80"/>
+              <w:right w:type="dxa" w:w="100"/>
+            </w:tcMar>
+            <w:vAlign w:val="center"/>
+          </w:tcPr>
+          <w:p>
+            <w:pPr>
+              <w:jc w:val="center"/>
+            </w:pPr>
+            <w:r>
+              <w:rPr>
+                <w:b w:val="false"/>
+                <w:bCs w:val="false"/>
+                <w:sz w:val="20"/>
+                <w:szCs w:val="20"/>
+              </w:rPr>
+              <w:t xml:space="preserve">Must</w:t>
+            </w:r>
+          </w:p>
+        </w:tc>
+        <w:tc>
+          <w:tcPr>
+            <w:tcW w:type="dxa" w:w="1872"/>
+            <w:tcBorders>
+              <w:top w:val="single" w:color="000000" w:sz="4"/>
+              <w:left w:val="single" w:color="000000" w:sz="4"/>
+              <w:bottom w:val="single" w:color="000000" w:sz="4"/>
+              <w:right w:val="single" w:color="000000" w:sz="4"/>
+            </w:tcBorders>
+            <w:tcMar>
+              <w:top w:type="dxa" w:w="80"/>
+              <w:left w:type="dxa" w:w="100"/>
+              <w:bottom w:type="dxa" w:w="80"/>
+              <w:right w:type="dxa" w:w="100"/>
+            </w:tcMar>
+            <w:vAlign w:val="center"/>
+          </w:tcPr>
+          <w:p>
+            <w:pPr>
+              <w:jc w:val="left"/>
+            </w:pPr>
+            <w:r>
+              <w:rPr>
+                <w:b w:val="false"/>
+                <w:bCs w:val="false"/>
+                <w:sz w:val="20"/>
+                <w:szCs w:val="20"/>
+              </w:rPr>
+              <w:t xml:space="preserve">Matches FR-DEF-02's watertight healing requirement; cross-checked against teammate's FR draft</w:t>
+            </w:r>
+          </w:p>
+        </w:tc>
+      </w:tr>
     </w:tbl>
     <w:p>
       <w:pPr>
@@ -3465,6 +3725,305 @@
                 <w:szCs w:val="20"/>
               </w:rPr>
               <w:t xml:space="preserve"/>
+            </w:r>
+          </w:p>
+        </w:tc>
+      </w:tr>
+    </w:tbl>
+    <w:p>
+      <w:pPr>
+        <w:pStyle w:val="Heading2"/>
+        <w:spacing w:after="100" w:before="240"/>
+      </w:pPr>
+      <w:r>
+        <w:rPr>
+          <w:sz w:val="24"/>
+          <w:szCs w:val="24"/>
+        </w:rPr>
+        <w:t xml:space="preserve">7. Accuracy</w:t>
+      </w:r>
+    </w:p>
+    <w:tbl>
+      <w:tblPr>
+        <w:tblW w:type="dxa" w:w="9360"/>
+        <w:tblBorders>
+          <w:top w:val="single" w:color="auto" w:sz="4"/>
+          <w:left w:val="single" w:color="auto" w:sz="4"/>
+          <w:bottom w:val="single" w:color="auto" w:sz="4"/>
+          <w:right w:val="single" w:color="auto" w:sz="4"/>
+          <w:insideH w:val="single" w:color="auto" w:sz="4"/>
+          <w:insideV w:val="single" w:color="auto" w:sz="4"/>
+        </w:tblBorders>
+      </w:tblPr>
+      <w:tblGrid>
+        <w:gridCol w:w="2059"/>
+        <w:gridCol w:w="4024"/>
+        <w:gridCol w:w="1404"/>
+        <w:gridCol w:w="1872"/>
+      </w:tblGrid>
+      <w:tr>
+        <w:trPr>
+          <w:tblHeader/>
+        </w:trPr>
+        <w:tc>
+          <w:tcPr>
+            <w:tcW w:type="dxa" w:w="2059"/>
+            <w:tcBorders>
+              <w:top w:val="single" w:color="000000" w:sz="4"/>
+              <w:left w:val="single" w:color="000000" w:sz="4"/>
+              <w:bottom w:val="single" w:color="000000" w:sz="4"/>
+              <w:right w:val="single" w:color="000000" w:sz="4"/>
+            </w:tcBorders>
+            <w:shd w:fill="D9D9D9" w:val="clear"/>
+            <w:tcMar>
+              <w:top w:type="dxa" w:w="80"/>
+              <w:left w:type="dxa" w:w="100"/>
+              <w:bottom w:type="dxa" w:w="80"/>
+              <w:right w:type="dxa" w:w="100"/>
+            </w:tcMar>
+            <w:vAlign w:val="center"/>
+          </w:tcPr>
+          <w:p>
+            <w:pPr>
+              <w:jc w:val="left"/>
+            </w:pPr>
+            <w:r>
+              <w:rPr>
+                <w:b/>
+                <w:bCs/>
+                <w:sz w:val="20"/>
+                <w:szCs w:val="20"/>
+              </w:rPr>
+              <w:t xml:space="preserve">Requirement ID</w:t>
+            </w:r>
+          </w:p>
+        </w:tc>
+        <w:tc>
+          <w:tcPr>
+            <w:tcW w:type="dxa" w:w="4024"/>
+            <w:tcBorders>
+              <w:top w:val="single" w:color="000000" w:sz="4"/>
+              <w:left w:val="single" w:color="000000" w:sz="4"/>
+              <w:bottom w:val="single" w:color="000000" w:sz="4"/>
+              <w:right w:val="single" w:color="000000" w:sz="4"/>
+            </w:tcBorders>
+            <w:shd w:fill="D9D9D9" w:val="clear"/>
+            <w:tcMar>
+              <w:top w:type="dxa" w:w="80"/>
+              <w:left w:type="dxa" w:w="100"/>
+              <w:bottom w:type="dxa" w:w="80"/>
+              <w:right w:type="dxa" w:w="100"/>
+            </w:tcMar>
+            <w:vAlign w:val="center"/>
+          </w:tcPr>
+          <w:p>
+            <w:pPr>
+              <w:jc w:val="left"/>
+            </w:pPr>
+            <w:r>
+              <w:rPr>
+                <w:b/>
+                <w:bCs/>
+                <w:sz w:val="20"/>
+                <w:szCs w:val="20"/>
+              </w:rPr>
+              <w:t xml:space="preserve">Requirement Statement</w:t>
+            </w:r>
+          </w:p>
+        </w:tc>
+        <w:tc>
+          <w:tcPr>
+            <w:tcW w:type="dxa" w:w="1404"/>
+            <w:tcBorders>
+              <w:top w:val="single" w:color="000000" w:sz="4"/>
+              <w:left w:val="single" w:color="000000" w:sz="4"/>
+              <w:bottom w:val="single" w:color="000000" w:sz="4"/>
+              <w:right w:val="single" w:color="000000" w:sz="4"/>
+            </w:tcBorders>
+            <w:shd w:fill="D9D9D9" w:val="clear"/>
+            <w:tcMar>
+              <w:top w:type="dxa" w:w="80"/>
+              <w:left w:type="dxa" w:w="100"/>
+              <w:bottom w:type="dxa" w:w="80"/>
+              <w:right w:type="dxa" w:w="100"/>
+            </w:tcMar>
+            <w:vAlign w:val="center"/>
+          </w:tcPr>
+          <w:p>
+            <w:pPr>
+              <w:jc w:val="left"/>
+            </w:pPr>
+            <w:r>
+              <w:rPr>
+                <w:b/>
+                <w:bCs/>
+                <w:sz w:val="20"/>
+                <w:szCs w:val="20"/>
+              </w:rPr>
+              <w:t xml:space="preserve">Must/Want</w:t>
+            </w:r>
+          </w:p>
+        </w:tc>
+        <w:tc>
+          <w:tcPr>
+            <w:tcW w:type="dxa" w:w="1872"/>
+            <w:tcBorders>
+              <w:top w:val="single" w:color="000000" w:sz="4"/>
+              <w:left w:val="single" w:color="000000" w:sz="4"/>
+              <w:bottom w:val="single" w:color="000000" w:sz="4"/>
+              <w:right w:val="single" w:color="000000" w:sz="4"/>
+            </w:tcBorders>
+            <w:shd w:fill="D9D9D9" w:val="clear"/>
+            <w:tcMar>
+              <w:top w:type="dxa" w:w="80"/>
+              <w:left w:type="dxa" w:w="100"/>
+              <w:bottom w:type="dxa" w:w="80"/>
+              <w:right w:type="dxa" w:w="100"/>
+            </w:tcMar>
+            <w:vAlign w:val="center"/>
+          </w:tcPr>
+          <w:p>
+            <w:pPr>
+              <w:jc w:val="left"/>
+            </w:pPr>
+            <w:r>
+              <w:rPr>
+                <w:b/>
+                <w:bCs/>
+                <w:sz w:val="20"/>
+                <w:szCs w:val="20"/>
+              </w:rPr>
+              <w:t xml:space="preserve">Comments</w:t>
+            </w:r>
+          </w:p>
+        </w:tc>
+      </w:tr>
+      <w:tr>
+        <w:tc>
+          <w:tcPr>
+            <w:tcW w:type="dxa" w:w="2059"/>
+            <w:tcBorders>
+              <w:top w:val="single" w:color="000000" w:sz="4"/>
+              <w:left w:val="single" w:color="000000" w:sz="4"/>
+              <w:bottom w:val="single" w:color="000000" w:sz="4"/>
+              <w:right w:val="single" w:color="000000" w:sz="4"/>
+            </w:tcBorders>
+            <w:tcMar>
+              <w:top w:type="dxa" w:w="80"/>
+              <w:left w:type="dxa" w:w="100"/>
+              <w:bottom w:type="dxa" w:w="80"/>
+              <w:right w:type="dxa" w:w="100"/>
+            </w:tcMar>
+            <w:vAlign w:val="center"/>
+          </w:tcPr>
+          <w:p>
+            <w:pPr>
+              <w:jc w:val="left"/>
+            </w:pPr>
+            <w:r>
+              <w:rPr>
+                <w:b w:val="false"/>
+                <w:bCs w:val="false"/>
+                <w:sz w:val="20"/>
+                <w:szCs w:val="20"/>
+              </w:rPr>
+              <w:t xml:space="preserve">NFR-ACC-01</w:t>
+            </w:r>
+          </w:p>
+        </w:tc>
+        <w:tc>
+          <w:tcPr>
+            <w:tcW w:type="dxa" w:w="4024"/>
+            <w:tcBorders>
+              <w:top w:val="single" w:color="000000" w:sz="4"/>
+              <w:left w:val="single" w:color="000000" w:sz="4"/>
+              <w:bottom w:val="single" w:color="000000" w:sz="4"/>
+              <w:right w:val="single" w:color="000000" w:sz="4"/>
+            </w:tcBorders>
+            <w:tcMar>
+              <w:top w:type="dxa" w:w="80"/>
+              <w:left w:type="dxa" w:w="100"/>
+              <w:bottom w:type="dxa" w:w="80"/>
+              <w:right w:type="dxa" w:w="100"/>
+            </w:tcMar>
+            <w:vAlign w:val="center"/>
+          </w:tcPr>
+          <w:p>
+            <w:pPr>
+              <w:jc w:val="left"/>
+            </w:pPr>
+            <w:r>
+              <w:rPr>
+                <w:b w:val="false"/>
+                <w:bCs w:val="false"/>
+                <w:sz w:val="20"/>
+                <w:szCs w:val="20"/>
+              </w:rPr>
+              <w:t xml:space="preserve">The system's feature-removal decisions shall be optimized to minimize degradation of downstream CAE analysis accuracy, not solely to maximize processing-time reduction.</w:t>
+            </w:r>
+          </w:p>
+        </w:tc>
+        <w:tc>
+          <w:tcPr>
+            <w:tcW w:type="dxa" w:w="1404"/>
+            <w:tcBorders>
+              <w:top w:val="single" w:color="000000" w:sz="4"/>
+              <w:left w:val="single" w:color="000000" w:sz="4"/>
+              <w:bottom w:val="single" w:color="000000" w:sz="4"/>
+              <w:right w:val="single" w:color="000000" w:sz="4"/>
+            </w:tcBorders>
+            <w:tcMar>
+              <w:top w:type="dxa" w:w="80"/>
+              <w:left w:type="dxa" w:w="100"/>
+              <w:bottom w:type="dxa" w:w="80"/>
+              <w:right w:type="dxa" w:w="100"/>
+            </w:tcMar>
+            <w:vAlign w:val="center"/>
+          </w:tcPr>
+          <w:p>
+            <w:pPr>
+              <w:jc w:val="center"/>
+            </w:pPr>
+            <w:r>
+              <w:rPr>
+                <w:b w:val="false"/>
+                <w:bCs w:val="false"/>
+                <w:sz w:val="20"/>
+                <w:szCs w:val="20"/>
+              </w:rPr>
+              <w:t xml:space="preserve">Must</w:t>
+            </w:r>
+          </w:p>
+        </w:tc>
+        <w:tc>
+          <w:tcPr>
+            <w:tcW w:type="dxa" w:w="1872"/>
+            <w:tcBorders>
+              <w:top w:val="single" w:color="000000" w:sz="4"/>
+              <w:left w:val="single" w:color="000000" w:sz="4"/>
+              <w:bottom w:val="single" w:color="000000" w:sz="4"/>
+              <w:right w:val="single" w:color="000000" w:sz="4"/>
+            </w:tcBorders>
+            <w:tcMar>
+              <w:top w:type="dxa" w:w="80"/>
+              <w:left w:type="dxa" w:w="100"/>
+              <w:bottom w:type="dxa" w:w="80"/>
+              <w:right w:type="dxa" w:w="100"/>
+            </w:tcMar>
+            <w:vAlign w:val="center"/>
+          </w:tcPr>
+          <w:p>
+            <w:pPr>
+              <w:jc w:val="left"/>
+            </w:pPr>
+            <w:r>
+              <w:rPr>
+                <w:b w:val="false"/>
+                <w:bCs w:val="false"/>
+                <w:sz w:val="20"/>
+                <w:szCs w:val="20"/>
+              </w:rPr>
+              <w:t xml:space="preserve">Matches FR-FEAT-03; cross-checked against teammate's FR draft</w:t>
             </w:r>
           </w:p>
         </w:tc>

--- a/docs/Non_Functional_Requirements_Document.docx
+++ b/docs/Non_Functional_Requirements_Document.docx
@@ -59,7 +59,7 @@
         <w:t xml:space="preserve">Team members: </w:t>
       </w:r>
       <w:r>
-        <w:t xml:space="preserve">Junoh Lee (Team Lead), Vangala Hemanth Reddy, Tahir Aneela, Balcha Kidus Elias</w:t>
+        <w:t xml:space="preserve">Junoh Lee (Team Lead), Hemanth Reddy Vangala, Aneela Tahir, Balcha Kidus Elias</w:t>
       </w:r>
     </w:p>
     <w:p>
@@ -584,7 +584,7 @@
                 <w:sz w:val="20"/>
                 <w:szCs w:val="20"/>
               </w:rPr>
-              <w:t xml:space="preserve">Added watertight output guarantee and CAE-accuracy priority (Accuracy section), cross-checked against teammate's independent FR draft</w:t>
+              <w:t xml:space="preserve">Added watertight output guarantee and Accuracy section, cross-checked against teammate's independent FR draft</w:t>
             </w:r>
           </w:p>
         </w:tc>
@@ -617,6 +617,136 @@
                 <w:szCs w:val="20"/>
               </w:rPr>
               <w:t xml:space="preserve">1.2</w:t>
+            </w:r>
+          </w:p>
+        </w:tc>
+      </w:tr>
+      <w:tr>
+        <w:tc>
+          <w:tcPr>
+            <w:tcW w:type="dxa" w:w="2059"/>
+            <w:tcBorders>
+              <w:top w:val="single" w:color="000000" w:sz="4"/>
+              <w:left w:val="single" w:color="000000" w:sz="4"/>
+              <w:bottom w:val="single" w:color="000000" w:sz="4"/>
+              <w:right w:val="single" w:color="000000" w:sz="4"/>
+            </w:tcBorders>
+            <w:tcMar>
+              <w:top w:type="dxa" w:w="80"/>
+              <w:left w:type="dxa" w:w="100"/>
+              <w:bottom w:type="dxa" w:w="80"/>
+              <w:right w:type="dxa" w:w="100"/>
+            </w:tcMar>
+            <w:vAlign w:val="center"/>
+          </w:tcPr>
+          <w:p>
+            <w:pPr>
+              <w:jc w:val="left"/>
+            </w:pPr>
+            <w:r>
+              <w:rPr>
+                <w:b w:val="false"/>
+                <w:bCs w:val="false"/>
+                <w:sz w:val="20"/>
+                <w:szCs w:val="20"/>
+              </w:rPr>
+              <w:t xml:space="preserve">Junoh Lee</w:t>
+            </w:r>
+          </w:p>
+        </w:tc>
+        <w:tc>
+          <w:tcPr>
+            <w:tcW w:type="dxa" w:w="1684"/>
+            <w:tcBorders>
+              <w:top w:val="single" w:color="000000" w:sz="4"/>
+              <w:left w:val="single" w:color="000000" w:sz="4"/>
+              <w:bottom w:val="single" w:color="000000" w:sz="4"/>
+              <w:right w:val="single" w:color="000000" w:sz="4"/>
+            </w:tcBorders>
+            <w:tcMar>
+              <w:top w:type="dxa" w:w="80"/>
+              <w:left w:type="dxa" w:w="100"/>
+              <w:bottom w:type="dxa" w:w="80"/>
+              <w:right w:type="dxa" w:w="100"/>
+            </w:tcMar>
+            <w:vAlign w:val="center"/>
+          </w:tcPr>
+          <w:p>
+            <w:pPr>
+              <w:jc w:val="left"/>
+            </w:pPr>
+            <w:r>
+              <w:rPr>
+                <w:b w:val="false"/>
+                <w:bCs w:val="false"/>
+                <w:sz w:val="20"/>
+                <w:szCs w:val="20"/>
+              </w:rPr>
+              <w:t xml:space="preserve">2026-09-17</w:t>
+            </w:r>
+          </w:p>
+        </w:tc>
+        <w:tc>
+          <w:tcPr>
+            <w:tcW w:type="dxa" w:w="3931"/>
+            <w:tcBorders>
+              <w:top w:val="single" w:color="000000" w:sz="4"/>
+              <w:left w:val="single" w:color="000000" w:sz="4"/>
+              <w:bottom w:val="single" w:color="000000" w:sz="4"/>
+              <w:right w:val="single" w:color="000000" w:sz="4"/>
+            </w:tcBorders>
+            <w:tcMar>
+              <w:top w:type="dxa" w:w="80"/>
+              <w:left w:type="dxa" w:w="100"/>
+              <w:bottom w:type="dxa" w:w="80"/>
+              <w:right w:type="dxa" w:w="100"/>
+            </w:tcMar>
+            <w:vAlign w:val="center"/>
+          </w:tcPr>
+          <w:p>
+            <w:pPr>
+              <w:jc w:val="left"/>
+            </w:pPr>
+            <w:r>
+              <w:rPr>
+                <w:b w:val="false"/>
+                <w:bCs w:val="false"/>
+                <w:sz w:val="20"/>
+                <w:szCs w:val="20"/>
+              </w:rPr>
+              <w:t xml:space="preserve">Fixed stale toolchain reference (pythonocc-core was our own placeholder, not confirmed) and team member name formatting</w:t>
+            </w:r>
+          </w:p>
+        </w:tc>
+        <w:tc>
+          <w:tcPr>
+            <w:tcW w:type="dxa" w:w="1684"/>
+            <w:tcBorders>
+              <w:top w:val="single" w:color="000000" w:sz="4"/>
+              <w:left w:val="single" w:color="000000" w:sz="4"/>
+              <w:bottom w:val="single" w:color="000000" w:sz="4"/>
+              <w:right w:val="single" w:color="000000" w:sz="4"/>
+            </w:tcBorders>
+            <w:tcMar>
+              <w:top w:type="dxa" w:w="80"/>
+              <w:left w:type="dxa" w:w="100"/>
+              <w:bottom w:type="dxa" w:w="80"/>
+              <w:right w:type="dxa" w:w="100"/>
+            </w:tcMar>
+            <w:vAlign w:val="center"/>
+          </w:tcPr>
+          <w:p>
+            <w:pPr>
+              <w:jc w:val="center"/>
+            </w:pPr>
+            <w:r>
+              <w:rPr>
+                <w:b w:val="false"/>
+                <w:bCs w:val="false"/>
+                <w:sz w:val="20"/>
+                <w:szCs w:val="20"/>
+              </w:rPr>
+              <w:t xml:space="preserve">1.3</w:t>
             </w:r>
           </w:p>
         </w:tc>
@@ -1684,7 +1814,7 @@
                 <w:sz w:val="20"/>
                 <w:szCs w:val="20"/>
               </w:rPr>
-              <w:t xml:space="preserve">Every output CAD model shall be a valid, watertight solid — free of gaps or non-manifold geometry left behind by feature removal.</w:t>
+              <w:t xml:space="preserve">Every output CAD model shall be a valid, watertight solid - free of gaps or non-manifold geometry left behind by feature removal.</w:t>
             </w:r>
           </w:p>
         </w:tc>
@@ -2307,7 +2437,7 @@
                 <w:sz w:val="20"/>
                 <w:szCs w:val="20"/>
               </w:rPr>
-              <w:t xml:space="preserve">Depends on pythonocc-core vs. FreeCAD-API tooling decision, see step_library_comparison.md</w:t>
+              <w:t xml:space="preserve">Depends on the CAD toolchain decision (FreeCAD-python API vs. cadquery) - still unconfirmed with HP mentor, see step_library_comparison.md</w:t>
             </w:r>
           </w:p>
         </w:tc>

--- a/docs/Non_Functional_Requirements_Document.docx
+++ b/docs/Non_Functional_Requirements_Document.docx
@@ -751,6 +751,136 @@
           </w:p>
         </w:tc>
       </w:tr>
+      <w:tr>
+        <w:tc>
+          <w:tcPr>
+            <w:tcW w:type="dxa" w:w="2059"/>
+            <w:tcBorders>
+              <w:top w:val="single" w:color="000000" w:sz="4"/>
+              <w:left w:val="single" w:color="000000" w:sz="4"/>
+              <w:bottom w:val="single" w:color="000000" w:sz="4"/>
+              <w:right w:val="single" w:color="000000" w:sz="4"/>
+            </w:tcBorders>
+            <w:tcMar>
+              <w:top w:type="dxa" w:w="80"/>
+              <w:left w:type="dxa" w:w="100"/>
+              <w:bottom w:type="dxa" w:w="80"/>
+              <w:right w:type="dxa" w:w="100"/>
+            </w:tcMar>
+            <w:vAlign w:val="center"/>
+          </w:tcPr>
+          <w:p>
+            <w:pPr>
+              <w:jc w:val="left"/>
+            </w:pPr>
+            <w:r>
+              <w:rPr>
+                <w:b w:val="false"/>
+                <w:bCs w:val="false"/>
+                <w:sz w:val="20"/>
+                <w:szCs w:val="20"/>
+              </w:rPr>
+              <w:t xml:space="preserve">Junoh Lee</w:t>
+            </w:r>
+          </w:p>
+        </w:tc>
+        <w:tc>
+          <w:tcPr>
+            <w:tcW w:type="dxa" w:w="1684"/>
+            <w:tcBorders>
+              <w:top w:val="single" w:color="000000" w:sz="4"/>
+              <w:left w:val="single" w:color="000000" w:sz="4"/>
+              <w:bottom w:val="single" w:color="000000" w:sz="4"/>
+              <w:right w:val="single" w:color="000000" w:sz="4"/>
+            </w:tcBorders>
+            <w:tcMar>
+              <w:top w:type="dxa" w:w="80"/>
+              <w:left w:type="dxa" w:w="100"/>
+              <w:bottom w:type="dxa" w:w="80"/>
+              <w:right w:type="dxa" w:w="100"/>
+            </w:tcMar>
+            <w:vAlign w:val="center"/>
+          </w:tcPr>
+          <w:p>
+            <w:pPr>
+              <w:jc w:val="left"/>
+            </w:pPr>
+            <w:r>
+              <w:rPr>
+                <w:b w:val="false"/>
+                <w:bCs w:val="false"/>
+                <w:sz w:val="20"/>
+                <w:szCs w:val="20"/>
+              </w:rPr>
+              <w:t xml:space="preserve">2026-09-18</w:t>
+            </w:r>
+          </w:p>
+        </w:tc>
+        <w:tc>
+          <w:tcPr>
+            <w:tcW w:type="dxa" w:w="3931"/>
+            <w:tcBorders>
+              <w:top w:val="single" w:color="000000" w:sz="4"/>
+              <w:left w:val="single" w:color="000000" w:sz="4"/>
+              <w:bottom w:val="single" w:color="000000" w:sz="4"/>
+              <w:right w:val="single" w:color="000000" w:sz="4"/>
+            </w:tcBorders>
+            <w:tcMar>
+              <w:top w:type="dxa" w:w="80"/>
+              <w:left w:type="dxa" w:w="100"/>
+              <w:bottom w:type="dxa" w:w="80"/>
+              <w:right w:type="dxa" w:w="100"/>
+            </w:tcMar>
+            <w:vAlign w:val="center"/>
+          </w:tcPr>
+          <w:p>
+            <w:pPr>
+              <w:jc w:val="left"/>
+            </w:pPr>
+            <w:r>
+              <w:rPr>
+                <w:b w:val="false"/>
+                <w:bCs w:val="false"/>
+                <w:sz w:val="20"/>
+                <w:szCs w:val="20"/>
+              </w:rPr>
+              <w:t xml:space="preserve">Toolchain confirmed as FreeCAD Python API; added CPU-only inference constraint; clarified defeaturing accuracy (not CAE analysis accuracy) as the accuracy target; added failure-case retention for retraining</w:t>
+            </w:r>
+          </w:p>
+        </w:tc>
+        <w:tc>
+          <w:tcPr>
+            <w:tcW w:type="dxa" w:w="1684"/>
+            <w:tcBorders>
+              <w:top w:val="single" w:color="000000" w:sz="4"/>
+              <w:left w:val="single" w:color="000000" w:sz="4"/>
+              <w:bottom w:val="single" w:color="000000" w:sz="4"/>
+              <w:right w:val="single" w:color="000000" w:sz="4"/>
+            </w:tcBorders>
+            <w:tcMar>
+              <w:top w:type="dxa" w:w="80"/>
+              <w:left w:type="dxa" w:w="100"/>
+              <w:bottom w:type="dxa" w:w="80"/>
+              <w:right w:type="dxa" w:w="100"/>
+            </w:tcMar>
+            <w:vAlign w:val="center"/>
+          </w:tcPr>
+          <w:p>
+            <w:pPr>
+              <w:jc w:val="center"/>
+            </w:pPr>
+            <w:r>
+              <w:rPr>
+                <w:b w:val="false"/>
+                <w:bCs w:val="false"/>
+                <w:sz w:val="20"/>
+                <w:szCs w:val="20"/>
+              </w:rPr>
+              <w:t xml:space="preserve">1.4</w:t>
+            </w:r>
+          </w:p>
+        </w:tc>
+      </w:tr>
     </w:tbl>
     <w:p>
       <w:pPr>
@@ -1194,6 +1324,136 @@
           </w:p>
         </w:tc>
       </w:tr>
+      <w:tr>
+        <w:tc>
+          <w:tcPr>
+            <w:tcW w:type="dxa" w:w="2059"/>
+            <w:tcBorders>
+              <w:top w:val="single" w:color="000000" w:sz="4"/>
+              <w:left w:val="single" w:color="000000" w:sz="4"/>
+              <w:bottom w:val="single" w:color="000000" w:sz="4"/>
+              <w:right w:val="single" w:color="000000" w:sz="4"/>
+            </w:tcBorders>
+            <w:tcMar>
+              <w:top w:type="dxa" w:w="80"/>
+              <w:left w:type="dxa" w:w="100"/>
+              <w:bottom w:type="dxa" w:w="80"/>
+              <w:right w:type="dxa" w:w="100"/>
+            </w:tcMar>
+            <w:vAlign w:val="center"/>
+          </w:tcPr>
+          <w:p>
+            <w:pPr>
+              <w:jc w:val="left"/>
+            </w:pPr>
+            <w:r>
+              <w:rPr>
+                <w:b w:val="false"/>
+                <w:bCs w:val="false"/>
+                <w:sz w:val="20"/>
+                <w:szCs w:val="20"/>
+              </w:rPr>
+              <w:t xml:space="preserve">NFR-PERF-03</w:t>
+            </w:r>
+          </w:p>
+        </w:tc>
+        <w:tc>
+          <w:tcPr>
+            <w:tcW w:type="dxa" w:w="4024"/>
+            <w:tcBorders>
+              <w:top w:val="single" w:color="000000" w:sz="4"/>
+              <w:left w:val="single" w:color="000000" w:sz="4"/>
+              <w:bottom w:val="single" w:color="000000" w:sz="4"/>
+              <w:right w:val="single" w:color="000000" w:sz="4"/>
+            </w:tcBorders>
+            <w:tcMar>
+              <w:top w:type="dxa" w:w="80"/>
+              <w:left w:type="dxa" w:w="100"/>
+              <w:bottom w:type="dxa" w:w="80"/>
+              <w:right w:type="dxa" w:w="100"/>
+            </w:tcMar>
+            <w:vAlign w:val="center"/>
+          </w:tcPr>
+          <w:p>
+            <w:pPr>
+              <w:jc w:val="left"/>
+            </w:pPr>
+            <w:r>
+              <w:rPr>
+                <w:b w:val="false"/>
+                <w:bCs w:val="false"/>
+                <w:sz w:val="20"/>
+                <w:szCs w:val="20"/>
+              </w:rPr>
+              <w:t xml:space="preserve">The feature recognition model shall run inference on a standard office laptop without a GPU.</w:t>
+            </w:r>
+          </w:p>
+        </w:tc>
+        <w:tc>
+          <w:tcPr>
+            <w:tcW w:type="dxa" w:w="1404"/>
+            <w:tcBorders>
+              <w:top w:val="single" w:color="000000" w:sz="4"/>
+              <w:left w:val="single" w:color="000000" w:sz="4"/>
+              <w:bottom w:val="single" w:color="000000" w:sz="4"/>
+              <w:right w:val="single" w:color="000000" w:sz="4"/>
+            </w:tcBorders>
+            <w:tcMar>
+              <w:top w:type="dxa" w:w="80"/>
+              <w:left w:type="dxa" w:w="100"/>
+              <w:bottom w:type="dxa" w:w="80"/>
+              <w:right w:type="dxa" w:w="100"/>
+            </w:tcMar>
+            <w:vAlign w:val="center"/>
+          </w:tcPr>
+          <w:p>
+            <w:pPr>
+              <w:jc w:val="center"/>
+            </w:pPr>
+            <w:r>
+              <w:rPr>
+                <w:b w:val="false"/>
+                <w:bCs w:val="false"/>
+                <w:sz w:val="20"/>
+                <w:szCs w:val="20"/>
+              </w:rPr>
+              <w:t xml:space="preserve">Must</w:t>
+            </w:r>
+          </w:p>
+        </w:tc>
+        <w:tc>
+          <w:tcPr>
+            <w:tcW w:type="dxa" w:w="1872"/>
+            <w:tcBorders>
+              <w:top w:val="single" w:color="000000" w:sz="4"/>
+              <w:left w:val="single" w:color="000000" w:sz="4"/>
+              <w:bottom w:val="single" w:color="000000" w:sz="4"/>
+              <w:right w:val="single" w:color="000000" w:sz="4"/>
+            </w:tcBorders>
+            <w:tcMar>
+              <w:top w:type="dxa" w:w="80"/>
+              <w:left w:type="dxa" w:w="100"/>
+              <w:bottom w:type="dxa" w:w="80"/>
+              <w:right w:type="dxa" w:w="100"/>
+            </w:tcMar>
+            <w:vAlign w:val="center"/>
+          </w:tcPr>
+          <w:p>
+            <w:pPr>
+              <w:jc w:val="left"/>
+            </w:pPr>
+            <w:r>
+              <w:rPr>
+                <w:b w:val="false"/>
+                <w:bCs w:val="false"/>
+                <w:sz w:val="20"/>
+                <w:szCs w:val="20"/>
+              </w:rPr>
+              <w:t xml:space="preserve">Confirmed with HP mentor 2026-09-18 — model training may use a GPU server, but deployed inference must not require one</w:t>
+            </w:r>
+          </w:p>
+        </w:tc>
+      </w:tr>
     </w:tbl>
     <w:p>
       <w:pPr>
@@ -1554,7 +1814,7 @@
                 <w:sz w:val="20"/>
                 <w:szCs w:val="20"/>
               </w:rPr>
-              <w:t xml:space="preserve">If geometry healing fails for a given feature, the system shall skip removing that feature rather than crashing or producing an invalid output file.</w:t>
+              <w:t xml:space="preserve">If geometry healing fails for a given feature, the system shall skip removing that feature, avoid crashing or producing an invalid output file, and retain the failure information for later use.</w:t>
             </w:r>
           </w:p>
         </w:tc>
@@ -1618,7 +1878,7 @@
                 <w:sz w:val="20"/>
                 <w:szCs w:val="20"/>
               </w:rPr>
-              <w:t xml:space="preserve">Ties to FR-DEF-04</w:t>
+              <w:t xml:space="preserve">Ties to FR-DEF-04; failure geometry + face ID stored for manual correction and retraining (confirmed 2026-09-18)</w:t>
             </w:r>
           </w:p>
         </w:tc>
@@ -1878,7 +2138,7 @@
                 <w:sz w:val="20"/>
                 <w:szCs w:val="20"/>
               </w:rPr>
-              <w:t xml:space="preserve">Matches FR-DEF-02's watertight healing requirement; cross-checked against teammate's FR draft</w:t>
+              <w:t xml:space="preserve">Matches FR-DEF-02's watertight healing requirement</w:t>
             </w:r>
           </w:p>
         </w:tc>
@@ -2373,7 +2633,7 @@
                 <w:sz w:val="20"/>
                 <w:szCs w:val="20"/>
               </w:rPr>
-              <w:t xml:space="preserve">The core processing pipeline should be runnable headless (without a GUI), independent of any visualization tool.</w:t>
+              <w:t xml:space="preserve">The core processing pipeline shall be runnable headless (without the FreeCAD GUI), as standalone batch/automated code.</w:t>
             </w:r>
           </w:p>
         </w:tc>
@@ -2405,7 +2665,7 @@
                 <w:sz w:val="20"/>
                 <w:szCs w:val="20"/>
               </w:rPr>
-              <w:t xml:space="preserve">Want</w:t>
+              <w:t xml:space="preserve">Must</w:t>
             </w:r>
           </w:p>
         </w:tc>
@@ -2437,7 +2697,7 @@
                 <w:sz w:val="20"/>
                 <w:szCs w:val="20"/>
               </w:rPr>
-              <w:t xml:space="preserve">Depends on the CAD toolchain decision (FreeCAD-python API vs. cadquery) - still unconfirmed with HP mentor, see step_library_comparison.md</w:t>
+              <w:t xml:space="preserve">Confirmed with HP mentor 2026-09-18: FreeCAD Python API run headless is the target, not manual GUI scripting; cadquery optional for STEP generation only</w:t>
             </w:r>
           </w:p>
         </w:tc>
@@ -2802,7 +3062,7 @@
                 <w:sz w:val="20"/>
                 <w:szCs w:val="20"/>
               </w:rPr>
-              <w:t xml:space="preserve">All training/validation data committed to the repository shall be either publicly available datasets or CAD shapes authored by the team.</w:t>
+              <w:t xml:space="preserve">All training/validation data committed to the repository shall be either publicly available datasets, CAD shapes authored by the team, or manually-corrected failure cases generated by the team's own pipeline runs.</w:t>
             </w:r>
           </w:p>
         </w:tc>
@@ -3165,7 +3425,7 @@
                 <w:sz w:val="20"/>
                 <w:szCs w:val="20"/>
               </w:rPr>
-              <w:t xml:space="preserve">Confirmed with HP mentor (2026-09): visual report, not text</w:t>
+              <w:t xml:space="preserve">Confirmed with HP mentor: visual report, not text</w:t>
             </w:r>
           </w:p>
         </w:tc>
@@ -3425,7 +3685,7 @@
                 <w:sz w:val="20"/>
                 <w:szCs w:val="20"/>
               </w:rPr>
-              <w:t xml:space="preserve">Confirmed with HP mentor (2026-09): engineer review is unavoidable</w:t>
+              <w:t xml:space="preserve">Confirmed with HP mentor: engineer review is unavoidable</w:t>
             </w:r>
           </w:p>
         </w:tc>
@@ -4089,7 +4349,7 @@
                 <w:sz w:val="20"/>
                 <w:szCs w:val="20"/>
               </w:rPr>
-              <w:t xml:space="preserve">The system's feature-removal decisions shall be optimized to minimize degradation of downstream CAE analysis accuracy, not solely to maximize processing-time reduction.</w:t>
+              <w:t xml:space="preserve">The system's feature-removal decisions shall be optimized to maximize defeaturing accuracy.</w:t>
             </w:r>
           </w:p>
         </w:tc>
@@ -4153,7 +4413,137 @@
                 <w:sz w:val="20"/>
                 <w:szCs w:val="20"/>
               </w:rPr>
-              <w:t xml:space="preserve">Matches FR-FEAT-03; cross-checked against teammate's FR draft</w:t>
+              <w:t xml:space="preserve">Confirmed with HP mentor 2026-09-18: defeaturing accuracy is the top priority</w:t>
+            </w:r>
+          </w:p>
+        </w:tc>
+      </w:tr>
+      <w:tr>
+        <w:tc>
+          <w:tcPr>
+            <w:tcW w:type="dxa" w:w="2059"/>
+            <w:tcBorders>
+              <w:top w:val="single" w:color="000000" w:sz="4"/>
+              <w:left w:val="single" w:color="000000" w:sz="4"/>
+              <w:bottom w:val="single" w:color="000000" w:sz="4"/>
+              <w:right w:val="single" w:color="000000" w:sz="4"/>
+            </w:tcBorders>
+            <w:tcMar>
+              <w:top w:type="dxa" w:w="80"/>
+              <w:left w:type="dxa" w:w="100"/>
+              <w:bottom w:type="dxa" w:w="80"/>
+              <w:right w:type="dxa" w:w="100"/>
+            </w:tcMar>
+            <w:vAlign w:val="center"/>
+          </w:tcPr>
+          <w:p>
+            <w:pPr>
+              <w:jc w:val="left"/>
+            </w:pPr>
+            <w:r>
+              <w:rPr>
+                <w:b w:val="false"/>
+                <w:bCs w:val="false"/>
+                <w:sz w:val="20"/>
+                <w:szCs w:val="20"/>
+              </w:rPr>
+              <w:t xml:space="preserve">NFR-ACC-02</w:t>
+            </w:r>
+          </w:p>
+        </w:tc>
+        <w:tc>
+          <w:tcPr>
+            <w:tcW w:type="dxa" w:w="4024"/>
+            <w:tcBorders>
+              <w:top w:val="single" w:color="000000" w:sz="4"/>
+              <w:left w:val="single" w:color="000000" w:sz="4"/>
+              <w:bottom w:val="single" w:color="000000" w:sz="4"/>
+              <w:right w:val="single" w:color="000000" w:sz="4"/>
+            </w:tcBorders>
+            <w:tcMar>
+              <w:top w:type="dxa" w:w="80"/>
+              <w:left w:type="dxa" w:w="100"/>
+              <w:bottom w:type="dxa" w:w="80"/>
+              <w:right w:type="dxa" w:w="100"/>
+            </w:tcMar>
+            <w:vAlign w:val="center"/>
+          </w:tcPr>
+          <w:p>
+            <w:pPr>
+              <w:jc w:val="left"/>
+            </w:pPr>
+            <w:r>
+              <w:rPr>
+                <w:b w:val="false"/>
+                <w:bCs w:val="false"/>
+                <w:sz w:val="20"/>
+                <w:szCs w:val="20"/>
+              </w:rPr>
+              <w:t xml:space="preserve">Downstream CAE analysis accuracy (e.g., stress/deformation error) shall NOT be measured; it is explicitly out of scope for this project.</w:t>
+            </w:r>
+          </w:p>
+        </w:tc>
+        <w:tc>
+          <w:tcPr>
+            <w:tcW w:type="dxa" w:w="1404"/>
+            <w:tcBorders>
+              <w:top w:val="single" w:color="000000" w:sz="4"/>
+              <w:left w:val="single" w:color="000000" w:sz="4"/>
+              <w:bottom w:val="single" w:color="000000" w:sz="4"/>
+              <w:right w:val="single" w:color="000000" w:sz="4"/>
+            </w:tcBorders>
+            <w:tcMar>
+              <w:top w:type="dxa" w:w="80"/>
+              <w:left w:type="dxa" w:w="100"/>
+              <w:bottom w:type="dxa" w:w="80"/>
+              <w:right w:type="dxa" w:w="100"/>
+            </w:tcMar>
+            <w:vAlign w:val="center"/>
+          </w:tcPr>
+          <w:p>
+            <w:pPr>
+              <w:jc w:val="center"/>
+            </w:pPr>
+            <w:r>
+              <w:rPr>
+                <w:b w:val="false"/>
+                <w:bCs w:val="false"/>
+                <w:sz w:val="20"/>
+                <w:szCs w:val="20"/>
+              </w:rPr>
+              <w:t xml:space="preserve">Must</w:t>
+            </w:r>
+          </w:p>
+        </w:tc>
+        <w:tc>
+          <w:tcPr>
+            <w:tcW w:type="dxa" w:w="1872"/>
+            <w:tcBorders>
+              <w:top w:val="single" w:color="000000" w:sz="4"/>
+              <w:left w:val="single" w:color="000000" w:sz="4"/>
+              <w:bottom w:val="single" w:color="000000" w:sz="4"/>
+              <w:right w:val="single" w:color="000000" w:sz="4"/>
+            </w:tcBorders>
+            <w:tcMar>
+              <w:top w:type="dxa" w:w="80"/>
+              <w:left w:type="dxa" w:w="100"/>
+              <w:bottom w:type="dxa" w:w="80"/>
+              <w:right w:type="dxa" w:w="100"/>
+            </w:tcMar>
+            <w:vAlign w:val="center"/>
+          </w:tcPr>
+          <w:p>
+            <w:pPr>
+              <w:jc w:val="left"/>
+            </w:pPr>
+            <w:r>
+              <w:rPr>
+                <w:b w:val="false"/>
+                <w:bCs w:val="false"/>
+                <w:sz w:val="20"/>
+                <w:szCs w:val="20"/>
+              </w:rPr>
+              <w:t xml:space="preserve">Confirmed with HP mentor 2026-09-18 — supersedes earlier framing that treated analysis accuracy as a design consideration</w:t>
             </w:r>
           </w:p>
         </w:tc>

--- a/docs/Non_Functional_Requirements_Document.docx
+++ b/docs/Non_Functional_Requirements_Document.docx
@@ -881,6 +881,136 @@
           </w:p>
         </w:tc>
       </w:tr>
+      <w:tr>
+        <w:tc>
+          <w:tcPr>
+            <w:tcW w:type="dxa" w:w="2059"/>
+            <w:tcBorders>
+              <w:top w:val="single" w:color="000000" w:sz="4"/>
+              <w:left w:val="single" w:color="000000" w:sz="4"/>
+              <w:bottom w:val="single" w:color="000000" w:sz="4"/>
+              <w:right w:val="single" w:color="000000" w:sz="4"/>
+            </w:tcBorders>
+            <w:tcMar>
+              <w:top w:type="dxa" w:w="80"/>
+              <w:left w:type="dxa" w:w="100"/>
+              <w:bottom w:type="dxa" w:w="80"/>
+              <w:right w:type="dxa" w:w="100"/>
+            </w:tcMar>
+            <w:vAlign w:val="center"/>
+          </w:tcPr>
+          <w:p>
+            <w:pPr>
+              <w:jc w:val="left"/>
+            </w:pPr>
+            <w:r>
+              <w:rPr>
+                <w:b w:val="false"/>
+                <w:bCs w:val="false"/>
+                <w:sz w:val="20"/>
+                <w:szCs w:val="20"/>
+              </w:rPr>
+              <w:t xml:space="preserve">Junoh Lee</w:t>
+            </w:r>
+          </w:p>
+        </w:tc>
+        <w:tc>
+          <w:tcPr>
+            <w:tcW w:type="dxa" w:w="1684"/>
+            <w:tcBorders>
+              <w:top w:val="single" w:color="000000" w:sz="4"/>
+              <w:left w:val="single" w:color="000000" w:sz="4"/>
+              <w:bottom w:val="single" w:color="000000" w:sz="4"/>
+              <w:right w:val="single" w:color="000000" w:sz="4"/>
+            </w:tcBorders>
+            <w:tcMar>
+              <w:top w:type="dxa" w:w="80"/>
+              <w:left w:type="dxa" w:w="100"/>
+              <w:bottom w:type="dxa" w:w="80"/>
+              <w:right w:type="dxa" w:w="100"/>
+            </w:tcMar>
+            <w:vAlign w:val="center"/>
+          </w:tcPr>
+          <w:p>
+            <w:pPr>
+              <w:jc w:val="left"/>
+            </w:pPr>
+            <w:r>
+              <w:rPr>
+                <w:b w:val="false"/>
+                <w:bCs w:val="false"/>
+                <w:sz w:val="20"/>
+                <w:szCs w:val="20"/>
+              </w:rPr>
+              <w:t xml:space="preserve">2026-09-18</w:t>
+            </w:r>
+          </w:p>
+        </w:tc>
+        <w:tc>
+          <w:tcPr>
+            <w:tcW w:type="dxa" w:w="3931"/>
+            <w:tcBorders>
+              <w:top w:val="single" w:color="000000" w:sz="4"/>
+              <w:left w:val="single" w:color="000000" w:sz="4"/>
+              <w:bottom w:val="single" w:color="000000" w:sz="4"/>
+              <w:right w:val="single" w:color="000000" w:sz="4"/>
+            </w:tcBorders>
+            <w:tcMar>
+              <w:top w:type="dxa" w:w="80"/>
+              <w:left w:type="dxa" w:w="100"/>
+              <w:bottom w:type="dxa" w:w="80"/>
+              <w:right w:type="dxa" w:w="100"/>
+            </w:tcMar>
+            <w:vAlign w:val="center"/>
+          </w:tcPr>
+          <w:p>
+            <w:pPr>
+              <w:jc w:val="left"/>
+            </w:pPr>
+            <w:r>
+              <w:rPr>
+                <w:b w:val="false"/>
+                <w:bCs w:val="false"/>
+                <w:sz w:val="20"/>
+                <w:szCs w:val="20"/>
+              </w:rPr>
+              <w:t xml:space="preserve">Pre-mentor-review pass: clarified NFR-PERF-01 (time reduction) as a secondary efficiency criterion vs. NFR-ACC-01 (defeaturing accuracy) as the primary criterion</w:t>
+            </w:r>
+          </w:p>
+        </w:tc>
+        <w:tc>
+          <w:tcPr>
+            <w:tcW w:type="dxa" w:w="1684"/>
+            <w:tcBorders>
+              <w:top w:val="single" w:color="000000" w:sz="4"/>
+              <w:left w:val="single" w:color="000000" w:sz="4"/>
+              <w:bottom w:val="single" w:color="000000" w:sz="4"/>
+              <w:right w:val="single" w:color="000000" w:sz="4"/>
+            </w:tcBorders>
+            <w:tcMar>
+              <w:top w:type="dxa" w:w="80"/>
+              <w:left w:type="dxa" w:w="100"/>
+              <w:bottom w:type="dxa" w:w="80"/>
+              <w:right w:type="dxa" w:w="100"/>
+            </w:tcMar>
+            <w:vAlign w:val="center"/>
+          </w:tcPr>
+          <w:p>
+            <w:pPr>
+              <w:jc w:val="center"/>
+            </w:pPr>
+            <w:r>
+              <w:rPr>
+                <w:b w:val="false"/>
+                <w:bCs w:val="false"/>
+                <w:sz w:val="20"/>
+                <w:szCs w:val="20"/>
+              </w:rPr>
+              <w:t xml:space="preserve">1.5</w:t>
+            </w:r>
+          </w:p>
+        </w:tc>
+      </w:tr>
     </w:tbl>
     <w:p>
       <w:pPr>
@@ -1189,7 +1319,7 @@
                 <w:sz w:val="20"/>
                 <w:szCs w:val="20"/>
               </w:rPr>
-              <w:t xml:space="preserve">Primary success criterion from the project proposal</w:t>
+              <w:t xml:space="preserve">Efficiency success criterion from the project proposal — secondary to defeaturing accuracy (see NFR-ACC-01), the primary criterion</w:t>
             </w:r>
           </w:p>
         </w:tc>

--- a/docs/Non_Functional_Requirements_Document.docx
+++ b/docs/Non_Functional_Requirements_Document.docx
@@ -2008,7 +2008,7 @@
                 <w:sz w:val="20"/>
                 <w:szCs w:val="20"/>
               </w:rPr>
-              <w:t xml:space="preserve">Ties to FR-DEF-04; failure geometry + face ID stored for manual correction and retraining (confirmed 2026-09-18)</w:t>
+              <w:t xml:space="preserve">Ties to FR-DEF-04; failure geometry + face ID stored for manual correction and retraining (confirmed 2026-09-18) Verified in src/cleancad_core.py (fail_demo example, 9/9 suite).</w:t>
             </w:r>
           </w:p>
         </w:tc>
@@ -2268,7 +2268,7 @@
                 <w:sz w:val="20"/>
                 <w:szCs w:val="20"/>
               </w:rPr>
-              <w:t xml:space="preserve">Matches FR-DEF-02's watertight healing requirement</w:t>
+              <w:t xml:space="preserve">Matches FR-DEF-02's watertight healing requirement Verified: all 9 prototype examples produce a valid, watertight result.</w:t>
             </w:r>
           </w:p>
         </w:tc>
@@ -4674,6 +4674,136 @@
                 <w:szCs w:val="20"/>
               </w:rPr>
               <w:t xml:space="preserve">Confirmed with HP mentor 2026-09-18 — supersedes earlier framing that treated analysis accuracy as a design consideration</w:t>
+            </w:r>
+          </w:p>
+        </w:tc>
+      </w:tr>
+      <w:tr>
+        <w:tc>
+          <w:tcPr>
+            <w:tcW w:type="dxa" w:w="2059"/>
+            <w:tcBorders>
+              <w:top w:val="single" w:color="000000" w:sz="4"/>
+              <w:left w:val="single" w:color="000000" w:sz="4"/>
+              <w:bottom w:val="single" w:color="000000" w:sz="4"/>
+              <w:right w:val="single" w:color="000000" w:sz="4"/>
+            </w:tcBorders>
+            <w:tcMar>
+              <w:top w:type="dxa" w:w="80"/>
+              <w:left w:type="dxa" w:w="100"/>
+              <w:bottom w:type="dxa" w:w="80"/>
+              <w:right w:type="dxa" w:w="100"/>
+            </w:tcMar>
+            <w:vAlign w:val="center"/>
+          </w:tcPr>
+          <w:p>
+            <w:pPr>
+              <w:jc w:val="left"/>
+            </w:pPr>
+            <w:r>
+              <w:rPr>
+                <w:b w:val="false"/>
+                <w:bCs w:val="false"/>
+                <w:sz w:val="20"/>
+                <w:szCs w:val="20"/>
+              </w:rPr>
+              <w:t xml:space="preserve">Junoh Lee</w:t>
+            </w:r>
+          </w:p>
+        </w:tc>
+        <w:tc>
+          <w:tcPr>
+            <w:tcW w:type="dxa" w:w="4024"/>
+            <w:tcBorders>
+              <w:top w:val="single" w:color="000000" w:sz="4"/>
+              <w:left w:val="single" w:color="000000" w:sz="4"/>
+              <w:bottom w:val="single" w:color="000000" w:sz="4"/>
+              <w:right w:val="single" w:color="000000" w:sz="4"/>
+            </w:tcBorders>
+            <w:tcMar>
+              <w:top w:type="dxa" w:w="80"/>
+              <w:left w:type="dxa" w:w="100"/>
+              <w:bottom w:type="dxa" w:w="80"/>
+              <w:right w:type="dxa" w:w="100"/>
+            </w:tcMar>
+            <w:vAlign w:val="center"/>
+          </w:tcPr>
+          <w:p>
+            <w:pPr>
+              <w:jc w:val="left"/>
+            </w:pPr>
+            <w:r>
+              <w:rPr>
+                <w:b w:val="false"/>
+                <w:bCs w:val="false"/>
+                <w:sz w:val="20"/>
+                <w:szCs w:val="20"/>
+              </w:rPr>
+              <w:t xml:space="preserve">2026-09-29</w:t>
+            </w:r>
+          </w:p>
+        </w:tc>
+        <w:tc>
+          <w:tcPr>
+            <w:tcW w:type="dxa" w:w="1404"/>
+            <w:tcBorders>
+              <w:top w:val="single" w:color="000000" w:sz="4"/>
+              <w:left w:val="single" w:color="000000" w:sz="4"/>
+              <w:bottom w:val="single" w:color="000000" w:sz="4"/>
+              <w:right w:val="single" w:color="000000" w:sz="4"/>
+            </w:tcBorders>
+            <w:tcMar>
+              <w:top w:type="dxa" w:w="80"/>
+              <w:left w:type="dxa" w:w="100"/>
+              <w:bottom w:type="dxa" w:w="80"/>
+              <w:right w:type="dxa" w:w="100"/>
+            </w:tcMar>
+            <w:vAlign w:val="center"/>
+          </w:tcPr>
+          <w:p>
+            <w:pPr>
+              <w:jc w:val="center"/>
+            </w:pPr>
+            <w:r>
+              <w:rPr>
+                <w:b w:val="false"/>
+                <w:bCs w:val="false"/>
+                <w:sz w:val="20"/>
+                <w:szCs w:val="20"/>
+              </w:rPr>
+              <w:t xml:space="preserve">Full-document verification pass: cross-checked against the working src/cleancad_core.py prototype (9/9 example shapes pass, see run_headless.py). No requirement content changed.</w:t>
+            </w:r>
+          </w:p>
+        </w:tc>
+        <w:tc>
+          <w:tcPr>
+            <w:tcW w:type="dxa" w:w="1872"/>
+            <w:tcBorders>
+              <w:top w:val="single" w:color="000000" w:sz="4"/>
+              <w:left w:val="single" w:color="000000" w:sz="4"/>
+              <w:bottom w:val="single" w:color="000000" w:sz="4"/>
+              <w:right w:val="single" w:color="000000" w:sz="4"/>
+            </w:tcBorders>
+            <w:tcMar>
+              <w:top w:type="dxa" w:w="80"/>
+              <w:left w:type="dxa" w:w="100"/>
+              <w:bottom w:type="dxa" w:w="80"/>
+              <w:right w:type="dxa" w:w="100"/>
+            </w:tcMar>
+            <w:vAlign w:val="center"/>
+          </w:tcPr>
+          <w:p>
+            <w:pPr>
+              <w:jc w:val="left"/>
+            </w:pPr>
+            <w:r>
+              <w:rPr>
+                <w:b w:val="false"/>
+                <w:bCs w:val="false"/>
+                <w:sz w:val="20"/>
+                <w:szCs w:val="20"/>
+              </w:rPr>
+              <w:t xml:space="preserve">1.6</w:t>
             </w:r>
           </w:p>
         </w:tc>

--- a/docs/Non_Functional_Requirements_Document.docx
+++ b/docs/Non_Functional_Requirements_Document.docx
@@ -1011,6 +1011,266 @@
           </w:p>
         </w:tc>
       </w:tr>
+      <w:tr>
+        <w:tc>
+          <w:tcPr>
+            <w:tcW w:type="dxa" w:w="2059"/>
+            <w:tcBorders>
+              <w:top w:val="single" w:color="000000" w:sz="4"/>
+              <w:left w:val="single" w:color="000000" w:sz="4"/>
+              <w:bottom w:val="single" w:color="000000" w:sz="4"/>
+              <w:right w:val="single" w:color="000000" w:sz="4"/>
+            </w:tcBorders>
+            <w:tcMar>
+              <w:top w:type="dxa" w:w="80"/>
+              <w:left w:type="dxa" w:w="100"/>
+              <w:bottom w:type="dxa" w:w="80"/>
+              <w:right w:type="dxa" w:w="100"/>
+            </w:tcMar>
+            <w:vAlign w:val="center"/>
+          </w:tcPr>
+          <w:p>
+            <w:pPr>
+              <w:jc w:val="left"/>
+            </w:pPr>
+            <w:r>
+              <w:rPr>
+                <w:b w:val="false"/>
+                <w:bCs w:val="false"/>
+                <w:sz w:val="20"/>
+                <w:szCs w:val="20"/>
+              </w:rPr>
+              <w:t xml:space="preserve">Junoh Lee</w:t>
+            </w:r>
+          </w:p>
+        </w:tc>
+        <w:tc>
+          <w:tcPr>
+            <w:tcW w:type="dxa" w:w="4024"/>
+            <w:tcBorders>
+              <w:top w:val="single" w:color="000000" w:sz="4"/>
+              <w:left w:val="single" w:color="000000" w:sz="4"/>
+              <w:bottom w:val="single" w:color="000000" w:sz="4"/>
+              <w:right w:val="single" w:color="000000" w:sz="4"/>
+            </w:tcBorders>
+            <w:tcMar>
+              <w:top w:type="dxa" w:w="80"/>
+              <w:left w:type="dxa" w:w="100"/>
+              <w:bottom w:type="dxa" w:w="80"/>
+              <w:right w:type="dxa" w:w="100"/>
+            </w:tcMar>
+            <w:vAlign w:val="center"/>
+          </w:tcPr>
+          <w:p>
+            <w:pPr>
+              <w:jc w:val="left"/>
+            </w:pPr>
+            <w:r>
+              <w:rPr>
+                <w:b w:val="false"/>
+                <w:bCs w:val="false"/>
+                <w:sz w:val="20"/>
+                <w:szCs w:val="20"/>
+              </w:rPr>
+              <w:t xml:space="preserve">2026-09-29</w:t>
+            </w:r>
+          </w:p>
+        </w:tc>
+        <w:tc>
+          <w:tcPr>
+            <w:tcW w:type="dxa" w:w="1404"/>
+            <w:tcBorders>
+              <w:top w:val="single" w:color="000000" w:sz="4"/>
+              <w:left w:val="single" w:color="000000" w:sz="4"/>
+              <w:bottom w:val="single" w:color="000000" w:sz="4"/>
+              <w:right w:val="single" w:color="000000" w:sz="4"/>
+            </w:tcBorders>
+            <w:tcMar>
+              <w:top w:type="dxa" w:w="80"/>
+              <w:left w:type="dxa" w:w="100"/>
+              <w:bottom w:type="dxa" w:w="80"/>
+              <w:right w:type="dxa" w:w="100"/>
+            </w:tcMar>
+            <w:vAlign w:val="center"/>
+          </w:tcPr>
+          <w:p>
+            <w:pPr>
+              <w:jc w:val="center"/>
+            </w:pPr>
+            <w:r>
+              <w:rPr>
+                <w:b w:val="false"/>
+                <w:bCs w:val="false"/>
+                <w:sz w:val="20"/>
+                <w:szCs w:val="20"/>
+              </w:rPr>
+              <w:t xml:space="preserve">Full-document verification pass: cross-checked against the working src/cleancad_core.py prototype (9/9 example shapes pass, see run_headless.py). No requirement content changed.</w:t>
+            </w:r>
+          </w:p>
+        </w:tc>
+        <w:tc>
+          <w:tcPr>
+            <w:tcW w:type="dxa" w:w="1872"/>
+            <w:tcBorders>
+              <w:top w:val="single" w:color="000000" w:sz="4"/>
+              <w:left w:val="single" w:color="000000" w:sz="4"/>
+              <w:bottom w:val="single" w:color="000000" w:sz="4"/>
+              <w:right w:val="single" w:color="000000" w:sz="4"/>
+            </w:tcBorders>
+            <w:tcMar>
+              <w:top w:type="dxa" w:w="80"/>
+              <w:left w:type="dxa" w:w="100"/>
+              <w:bottom w:type="dxa" w:w="80"/>
+              <w:right w:type="dxa" w:w="100"/>
+            </w:tcMar>
+            <w:vAlign w:val="center"/>
+          </w:tcPr>
+          <w:p>
+            <w:pPr>
+              <w:jc w:val="left"/>
+            </w:pPr>
+            <w:r>
+              <w:rPr>
+                <w:b w:val="false"/>
+                <w:bCs w:val="false"/>
+                <w:sz w:val="20"/>
+                <w:szCs w:val="20"/>
+              </w:rPr>
+              <w:t xml:space="preserve">1.6</w:t>
+            </w:r>
+          </w:p>
+        </w:tc>
+      </w:tr>
+      <w:tr>
+        <w:tc>
+          <w:tcPr>
+            <w:tcW w:type="dxa" w:w="2059"/>
+            <w:tcBorders>
+              <w:top w:val="single" w:color="000000" w:sz="4"/>
+              <w:left w:val="single" w:color="000000" w:sz="4"/>
+              <w:bottom w:val="single" w:color="000000" w:sz="4"/>
+              <w:right w:val="single" w:color="000000" w:sz="4"/>
+            </w:tcBorders>
+            <w:tcMar>
+              <w:top w:type="dxa" w:w="80"/>
+              <w:left w:type="dxa" w:w="100"/>
+              <w:bottom w:type="dxa" w:w="80"/>
+              <w:right w:type="dxa" w:w="100"/>
+            </w:tcMar>
+            <w:vAlign w:val="center"/>
+          </w:tcPr>
+          <w:p>
+            <w:pPr>
+              <w:jc w:val="left"/>
+            </w:pPr>
+            <w:r>
+              <w:rPr>
+                <w:b w:val="false"/>
+                <w:bCs w:val="false"/>
+                <w:sz w:val="20"/>
+                <w:szCs w:val="20"/>
+              </w:rPr>
+              <w:t xml:space="preserve">Junoh Lee</w:t>
+            </w:r>
+          </w:p>
+        </w:tc>
+        <w:tc>
+          <w:tcPr>
+            <w:tcW w:type="dxa" w:w="4024"/>
+            <w:tcBorders>
+              <w:top w:val="single" w:color="000000" w:sz="4"/>
+              <w:left w:val="single" w:color="000000" w:sz="4"/>
+              <w:bottom w:val="single" w:color="000000" w:sz="4"/>
+              <w:right w:val="single" w:color="000000" w:sz="4"/>
+            </w:tcBorders>
+            <w:tcMar>
+              <w:top w:type="dxa" w:w="80"/>
+              <w:left w:type="dxa" w:w="100"/>
+              <w:bottom w:type="dxa" w:w="80"/>
+              <w:right w:type="dxa" w:w="100"/>
+            </w:tcMar>
+            <w:vAlign w:val="center"/>
+          </w:tcPr>
+          <w:p>
+            <w:pPr>
+              <w:jc w:val="left"/>
+            </w:pPr>
+            <w:r>
+              <w:rPr>
+                <w:b w:val="false"/>
+                <w:bCs w:val="false"/>
+                <w:sz w:val="20"/>
+                <w:szCs w:val="20"/>
+              </w:rPr>
+              <w:t xml:space="preserve">2026-10-02</w:t>
+            </w:r>
+          </w:p>
+        </w:tc>
+        <w:tc>
+          <w:tcPr>
+            <w:tcW w:type="dxa" w:w="1404"/>
+            <w:tcBorders>
+              <w:top w:val="single" w:color="000000" w:sz="4"/>
+              <w:left w:val="single" w:color="000000" w:sz="4"/>
+              <w:bottom w:val="single" w:color="000000" w:sz="4"/>
+              <w:right w:val="single" w:color="000000" w:sz="4"/>
+            </w:tcBorders>
+            <w:tcMar>
+              <w:top w:type="dxa" w:w="80"/>
+              <w:left w:type="dxa" w:w="100"/>
+              <w:bottom w:type="dxa" w:w="80"/>
+              <w:right w:type="dxa" w:w="100"/>
+            </w:tcMar>
+            <w:vAlign w:val="center"/>
+          </w:tcPr>
+          <w:p>
+            <w:pPr>
+              <w:jc w:val="center"/>
+            </w:pPr>
+            <w:r>
+              <w:rPr>
+                <w:b w:val="false"/>
+                <w:bCs w:val="false"/>
+                <w:sz w:val="20"/>
+                <w:szCs w:val="20"/>
+              </w:rPr>
+              <w:t xml:space="preserve">Recorded HP mentor feedback on the proposal as a Want candidate (unverified, team decision pending): split defeaturing accuracy into selection accuracy and removal execution accuracy (NFR-ACC-03).</w:t>
+            </w:r>
+          </w:p>
+        </w:tc>
+        <w:tc>
+          <w:tcPr>
+            <w:tcW w:type="dxa" w:w="1872"/>
+            <w:tcBorders>
+              <w:top w:val="single" w:color="000000" w:sz="4"/>
+              <w:left w:val="single" w:color="000000" w:sz="4"/>
+              <w:bottom w:val="single" w:color="000000" w:sz="4"/>
+              <w:right w:val="single" w:color="000000" w:sz="4"/>
+            </w:tcBorders>
+            <w:tcMar>
+              <w:top w:type="dxa" w:w="80"/>
+              <w:left w:type="dxa" w:w="100"/>
+              <w:bottom w:type="dxa" w:w="80"/>
+              <w:right w:type="dxa" w:w="100"/>
+            </w:tcMar>
+            <w:vAlign w:val="center"/>
+          </w:tcPr>
+          <w:p>
+            <w:pPr>
+              <w:jc w:val="left"/>
+            </w:pPr>
+            <w:r>
+              <w:rPr>
+                <w:b w:val="false"/>
+                <w:bCs w:val="false"/>
+                <w:sz w:val="20"/>
+                <w:szCs w:val="20"/>
+              </w:rPr>
+              <w:t xml:space="preserve">1.7</w:t>
+            </w:r>
+          </w:p>
+        </w:tc>
+      </w:tr>
     </w:tbl>
     <w:p>
       <w:pPr>
@@ -4707,7 +4967,7 @@
                 <w:sz w:val="20"/>
                 <w:szCs w:val="20"/>
               </w:rPr>
-              <w:t xml:space="preserve">Junoh Lee</w:t>
+              <w:t xml:space="preserve">NFR-ACC-03</w:t>
             </w:r>
           </w:p>
         </w:tc>
@@ -4739,7 +4999,7 @@
                 <w:sz w:val="20"/>
                 <w:szCs w:val="20"/>
               </w:rPr>
-              <w:t xml:space="preserve">2026-09-29</w:t>
+              <w:t xml:space="preserve">Defeaturing accuracy should be defined as two separately measured categories: feature selection accuracy and removal execution accuracy. Removal/healing failures on correctly selected features should be tracked as their own category.</w:t>
             </w:r>
           </w:p>
         </w:tc>
@@ -4771,7 +5031,7 @@
                 <w:sz w:val="20"/>
                 <w:szCs w:val="20"/>
               </w:rPr>
-              <w:t xml:space="preserve">Full-document verification pass: cross-checked against the working src/cleancad_core.py prototype (9/9 example shapes pass, see run_headless.py). No requirement content changed.</w:t>
+              <w:t xml:space="preserve">Want</w:t>
             </w:r>
           </w:p>
         </w:tc>
@@ -4803,7 +5063,7 @@
                 <w:sz w:val="20"/>
                 <w:szCs w:val="20"/>
               </w:rPr>
-              <w:t xml:space="preserve">1.6</w:t>
+              <w:t xml:space="preserve">Suggested by HP mentor (reply to proposal, relayed 2026-10-02); unverified, team decision pending. See FR-VAL-07, FR-DEF-05.</w:t>
             </w:r>
           </w:p>
         </w:tc>

--- a/docs/Non_Functional_Requirements_Document.docx
+++ b/docs/Non_Functional_Requirements_Document.docx
@@ -44,7 +44,7 @@
         <w:t xml:space="preserve">Team Name: </w:t>
       </w:r>
       <w:r>
-        <w:t xml:space="preserve">HP2</w:t>
+        <w:t xml:space="preserve">CleanCAD</w:t>
       </w:r>
     </w:p>
     <w:p>
@@ -1271,6 +1271,266 @@
           </w:p>
         </w:tc>
       </w:tr>
+      <w:tr>
+        <w:tc>
+          <w:tcPr>
+            <w:tcW w:type="dxa" w:w="2059"/>
+            <w:tcBorders>
+              <w:top w:val="single" w:color="000000" w:sz="4"/>
+              <w:left w:val="single" w:color="000000" w:sz="4"/>
+              <w:bottom w:val="single" w:color="000000" w:sz="4"/>
+              <w:right w:val="single" w:color="000000" w:sz="4"/>
+            </w:tcBorders>
+            <w:tcMar>
+              <w:top w:type="dxa" w:w="80"/>
+              <w:left w:type="dxa" w:w="100"/>
+              <w:bottom w:type="dxa" w:w="80"/>
+              <w:right w:type="dxa" w:w="100"/>
+            </w:tcMar>
+            <w:vAlign w:val="center"/>
+          </w:tcPr>
+          <w:p>
+            <w:pPr>
+              <w:jc w:val="left"/>
+            </w:pPr>
+            <w:r>
+              <w:rPr>
+                <w:b w:val="false"/>
+                <w:bCs w:val="false"/>
+                <w:sz w:val="20"/>
+                <w:szCs w:val="20"/>
+              </w:rPr>
+              <w:t xml:space="preserve">Junoh Lee</w:t>
+            </w:r>
+          </w:p>
+        </w:tc>
+        <w:tc>
+          <w:tcPr>
+            <w:tcW w:type="dxa" w:w="4024"/>
+            <w:tcBorders>
+              <w:top w:val="single" w:color="000000" w:sz="4"/>
+              <w:left w:val="single" w:color="000000" w:sz="4"/>
+              <w:bottom w:val="single" w:color="000000" w:sz="4"/>
+              <w:right w:val="single" w:color="000000" w:sz="4"/>
+            </w:tcBorders>
+            <w:tcMar>
+              <w:top w:type="dxa" w:w="80"/>
+              <w:left w:type="dxa" w:w="100"/>
+              <w:bottom w:type="dxa" w:w="80"/>
+              <w:right w:type="dxa" w:w="100"/>
+            </w:tcMar>
+            <w:vAlign w:val="center"/>
+          </w:tcPr>
+          <w:p>
+            <w:pPr>
+              <w:jc w:val="left"/>
+            </w:pPr>
+            <w:r>
+              <w:rPr>
+                <w:b w:val="false"/>
+                <w:bCs w:val="false"/>
+                <w:sz w:val="20"/>
+                <w:szCs w:val="20"/>
+              </w:rPr>
+              <w:t xml:space="preserve">2026-10-08</w:t>
+            </w:r>
+          </w:p>
+        </w:tc>
+        <w:tc>
+          <w:tcPr>
+            <w:tcW w:type="dxa" w:w="1404"/>
+            <w:tcBorders>
+              <w:top w:val="single" w:color="000000" w:sz="4"/>
+              <w:left w:val="single" w:color="000000" w:sz="4"/>
+              <w:bottom w:val="single" w:color="000000" w:sz="4"/>
+              <w:right w:val="single" w:color="000000" w:sz="4"/>
+            </w:tcBorders>
+            <w:tcMar>
+              <w:top w:type="dxa" w:w="80"/>
+              <w:left w:type="dxa" w:w="100"/>
+              <w:bottom w:type="dxa" w:w="80"/>
+              <w:right w:type="dxa" w:w="100"/>
+            </w:tcMar>
+            <w:vAlign w:val="center"/>
+          </w:tcPr>
+          <w:p>
+            <w:pPr>
+              <w:jc w:val="center"/>
+            </w:pPr>
+            <w:r>
+              <w:rPr>
+                <w:b w:val="false"/>
+                <w:bCs w:val="false"/>
+                <w:sz w:val="20"/>
+                <w:szCs w:val="20"/>
+              </w:rPr>
+              <w:t xml:space="preserve">Per professor's review: team name corrected to CleanCAD; NFR-USE-02 (clear error messages) changed from Want to Must.</w:t>
+            </w:r>
+          </w:p>
+        </w:tc>
+        <w:tc>
+          <w:tcPr>
+            <w:tcW w:type="dxa" w:w="1872"/>
+            <w:tcBorders>
+              <w:top w:val="single" w:color="000000" w:sz="4"/>
+              <w:left w:val="single" w:color="000000" w:sz="4"/>
+              <w:bottom w:val="single" w:color="000000" w:sz="4"/>
+              <w:right w:val="single" w:color="000000" w:sz="4"/>
+            </w:tcBorders>
+            <w:tcMar>
+              <w:top w:type="dxa" w:w="80"/>
+              <w:left w:type="dxa" w:w="100"/>
+              <w:bottom w:type="dxa" w:w="80"/>
+              <w:right w:type="dxa" w:w="100"/>
+            </w:tcMar>
+            <w:vAlign w:val="center"/>
+          </w:tcPr>
+          <w:p>
+            <w:pPr>
+              <w:jc w:val="left"/>
+            </w:pPr>
+            <w:r>
+              <w:rPr>
+                <w:b w:val="false"/>
+                <w:bCs w:val="false"/>
+                <w:sz w:val="20"/>
+                <w:szCs w:val="20"/>
+              </w:rPr>
+              <w:t xml:space="preserve">1.8</w:t>
+            </w:r>
+          </w:p>
+        </w:tc>
+      </w:tr>
+      <w:tr>
+        <w:tc>
+          <w:tcPr>
+            <w:tcW w:type="dxa" w:w="2059"/>
+            <w:tcBorders>
+              <w:top w:val="single" w:color="000000" w:sz="4"/>
+              <w:left w:val="single" w:color="000000" w:sz="4"/>
+              <w:bottom w:val="single" w:color="000000" w:sz="4"/>
+              <w:right w:val="single" w:color="000000" w:sz="4"/>
+            </w:tcBorders>
+            <w:tcMar>
+              <w:top w:type="dxa" w:w="80"/>
+              <w:left w:type="dxa" w:w="100"/>
+              <w:bottom w:type="dxa" w:w="80"/>
+              <w:right w:type="dxa" w:w="100"/>
+            </w:tcMar>
+            <w:vAlign w:val="center"/>
+          </w:tcPr>
+          <w:p>
+            <w:pPr>
+              <w:jc w:val="left"/>
+            </w:pPr>
+            <w:r>
+              <w:rPr>
+                <w:b w:val="false"/>
+                <w:bCs w:val="false"/>
+                <w:sz w:val="20"/>
+                <w:szCs w:val="20"/>
+              </w:rPr>
+              <w:t xml:space="preserve">Junoh Lee</w:t>
+            </w:r>
+          </w:p>
+        </w:tc>
+        <w:tc>
+          <w:tcPr>
+            <w:tcW w:type="dxa" w:w="4024"/>
+            <w:tcBorders>
+              <w:top w:val="single" w:color="000000" w:sz="4"/>
+              <w:left w:val="single" w:color="000000" w:sz="4"/>
+              <w:bottom w:val="single" w:color="000000" w:sz="4"/>
+              <w:right w:val="single" w:color="000000" w:sz="4"/>
+            </w:tcBorders>
+            <w:tcMar>
+              <w:top w:type="dxa" w:w="80"/>
+              <w:left w:type="dxa" w:w="100"/>
+              <w:bottom w:type="dxa" w:w="80"/>
+              <w:right w:type="dxa" w:w="100"/>
+            </w:tcMar>
+            <w:vAlign w:val="center"/>
+          </w:tcPr>
+          <w:p>
+            <w:pPr>
+              <w:jc w:val="left"/>
+            </w:pPr>
+            <w:r>
+              <w:rPr>
+                <w:b w:val="false"/>
+                <w:bCs w:val="false"/>
+                <w:sz w:val="20"/>
+                <w:szCs w:val="20"/>
+              </w:rPr>
+              <w:t xml:space="preserve">2026-10-08</w:t>
+            </w:r>
+          </w:p>
+        </w:tc>
+        <w:tc>
+          <w:tcPr>
+            <w:tcW w:type="dxa" w:w="1404"/>
+            <w:tcBorders>
+              <w:top w:val="single" w:color="000000" w:sz="4"/>
+              <w:left w:val="single" w:color="000000" w:sz="4"/>
+              <w:bottom w:val="single" w:color="000000" w:sz="4"/>
+              <w:right w:val="single" w:color="000000" w:sz="4"/>
+            </w:tcBorders>
+            <w:tcMar>
+              <w:top w:type="dxa" w:w="80"/>
+              <w:left w:type="dxa" w:w="100"/>
+              <w:bottom w:type="dxa" w:w="80"/>
+              <w:right w:type="dxa" w:w="100"/>
+            </w:tcMar>
+            <w:vAlign w:val="center"/>
+          </w:tcPr>
+          <w:p>
+            <w:pPr>
+              <w:jc w:val="center"/>
+            </w:pPr>
+            <w:r>
+              <w:rPr>
+                <w:b w:val="false"/>
+                <w:bCs w:val="false"/>
+                <w:sz w:val="20"/>
+                <w:szCs w:val="20"/>
+              </w:rPr>
+              <w:t xml:space="preserve">Reviewed with Hemanth Reddy Vangala: NFR-PERF-02 reworded (time compared with an engineer working manually, measured from opening the input STEP file to saving the final STEP file) and changed from Want to Must.</w:t>
+            </w:r>
+          </w:p>
+        </w:tc>
+        <w:tc>
+          <w:tcPr>
+            <w:tcW w:type="dxa" w:w="1872"/>
+            <w:tcBorders>
+              <w:top w:val="single" w:color="000000" w:sz="4"/>
+              <w:left w:val="single" w:color="000000" w:sz="4"/>
+              <w:bottom w:val="single" w:color="000000" w:sz="4"/>
+              <w:right w:val="single" w:color="000000" w:sz="4"/>
+            </w:tcBorders>
+            <w:tcMar>
+              <w:top w:type="dxa" w:w="80"/>
+              <w:left w:type="dxa" w:w="100"/>
+              <w:bottom w:type="dxa" w:w="80"/>
+              <w:right w:type="dxa" w:w="100"/>
+            </w:tcMar>
+            <w:vAlign w:val="center"/>
+          </w:tcPr>
+          <w:p>
+            <w:pPr>
+              <w:jc w:val="left"/>
+            </w:pPr>
+            <w:r>
+              <w:rPr>
+                <w:b w:val="false"/>
+                <w:bCs w:val="false"/>
+                <w:sz w:val="20"/>
+                <w:szCs w:val="20"/>
+              </w:rPr>
+              <w:t xml:space="preserve">1.9</w:t>
+            </w:r>
+          </w:p>
+        </w:tc>
+      </w:tr>
     </w:tbl>
     <w:p>
       <w:pPr>
@@ -1645,7 +1905,7 @@
                 <w:sz w:val="20"/>
                 <w:szCs w:val="20"/>
               </w:rPr>
-              <w:t xml:space="preserve">The system should complete feature recognition and removal for a single part within a reasonable time (e.g., a few minutes) on standard development hardware.</w:t>
+              <w:t xml:space="preserve">The system shall complete the defeaturing of a single part, measured from opening the input STEP file to saving the final defeatured STEP file, in less time than an engineer needs to defeature the same part manually.</w:t>
             </w:r>
           </w:p>
         </w:tc>
@@ -1677,7 +1937,7 @@
                 <w:sz w:val="20"/>
                 <w:szCs w:val="20"/>
               </w:rPr>
-              <w:t xml:space="preserve">Want</w:t>
+              <w:t xml:space="preserve">Must</w:t>
             </w:r>
           </w:p>
         </w:tc>
@@ -1709,7 +1969,7 @@
                 <w:sz w:val="20"/>
                 <w:szCs w:val="20"/>
               </w:rPr>
-              <w:t xml:space="preserve"/>
+              <w:t xml:space="preserve">Reworded 2026-10-08 per the professor's review: replaces "reasonable time" with a comparison against manual defeaturing; changed from Want to Must.</w:t>
             </w:r>
           </w:p>
         </w:tc>
@@ -3881,7 +4141,7 @@
                 <w:sz w:val="20"/>
                 <w:szCs w:val="20"/>
               </w:rPr>
-              <w:t xml:space="preserve">The system should provide clear error messages when an input file cannot be processed (e.g., unsupported STEP version, corrupted file).</w:t>
+              <w:t xml:space="preserve">The system shall provide clear error messages when an input file cannot be processed (e.g., unsupported STEP version, corrupted file).</w:t>
             </w:r>
           </w:p>
         </w:tc>
@@ -3913,7 +4173,7 @@
                 <w:sz w:val="20"/>
                 <w:szCs w:val="20"/>
               </w:rPr>
-              <w:t xml:space="preserve">Want</w:t>
+              <w:t xml:space="preserve">Must</w:t>
             </w:r>
           </w:p>
         </w:tc>
@@ -3945,7 +4205,7 @@
                 <w:sz w:val="20"/>
                 <w:szCs w:val="20"/>
               </w:rPr>
-              <w:t xml:space="preserve"/>
+              <w:t xml:space="preserve">Changed from Want to Must per professor's review (2026-10-08)</w:t>
             </w:r>
           </w:p>
         </w:tc>
